--- a/docx/10-servicios-red/boletin-U10-inicial.docx
+++ b/docx/10-servicios-red/boletin-U10-inicial.docx
@@ -15,6 +15,9 @@
             <w:pStyle w:val="TOCHeading"/>
           </w:pPr>
           <w:r>
+            <w:rPr>
+              <w:lang w:val="es-ES"/>
+            </w:rPr>
             <w:t xml:space="preserve">Table of Contents</w:t>
           </w:r>
         </w:p>
@@ -34,6 +37,9 @@
         <w:pStyle w:val="Heading1"/>
       </w:pPr>
       <w:r>
+        <w:rPr>
+          <w:lang w:val="es-ES"/>
+        </w:rPr>
         <w:t xml:space="preserve">Boletín UD10 — Inicial</w:t>
       </w:r>
     </w:p>
@@ -44,6 +50,9 @@
         <w:pStyle w:val="Heading1"/>
       </w:pPr>
       <w:r>
+        <w:rPr>
+          <w:lang w:val="es-ES"/>
+        </w:rPr>
         <w:t xml:space="preserve">📝 Boletín UD10 — Inicial</w:t>
       </w:r>
     </w:p>
@@ -52,6 +61,9 @@
         <w:pStyle w:val="BlockText"/>
       </w:pPr>
       <w:r>
+        <w:rPr>
+          <w:lang w:val="es-ES"/>
+        </w:rPr>
         <w:t xml:space="preserve">Ejercicios básicos para afianzar los conceptos de DHCP, DNS y NTP.</w:t>
       </w:r>
     </w:p>
@@ -68,6 +80,9 @@
         <w:pStyle w:val="Heading2"/>
       </w:pPr>
       <w:r>
+        <w:rPr>
+          <w:lang w:val="es-ES"/>
+        </w:rPr>
         <w:t xml:space="preserve">1. ¿Qué servicio soy?</w:t>
       </w:r>
     </w:p>
@@ -76,6 +91,9 @@
         <w:pStyle w:val="FirstParagraph"/>
       </w:pPr>
       <w:r>
+        <w:rPr>
+          <w:lang w:val="es-ES"/>
+        </w:rPr>
         <w:t xml:space="preserve">Adivina el servicio por su descripción:</w:t>
       </w:r>
     </w:p>
@@ -88,6 +106,9 @@
         </w:numPr>
       </w:pPr>
       <w:r>
+        <w:rPr>
+          <w:lang w:val="es-ES"/>
+        </w:rPr>
         <w:t xml:space="preserve">Reparto direcciones IP a los equipos que se conectan a la red.</w:t>
       </w:r>
     </w:p>
@@ -100,6 +121,9 @@
         </w:numPr>
       </w:pPr>
       <w:r>
+        <w:rPr>
+          <w:lang w:val="es-ES"/>
+        </w:rPr>
         <w:t xml:space="preserve">Traduzco nombres de dominio en direcciones IP.</w:t>
       </w:r>
     </w:p>
@@ -112,6 +136,9 @@
         </w:numPr>
       </w:pPr>
       <w:r>
+        <w:rPr>
+          <w:lang w:val="es-ES"/>
+        </w:rPr>
         <w:t xml:space="preserve">Mantengo sincronizado el reloj de todos los dispositivos de la red.</w:t>
       </w:r>
     </w:p>
@@ -124,21 +151,34 @@
         </w:numPr>
       </w:pPr>
       <w:r>
+        <w:rPr>
+          <w:lang w:val="es-ES"/>
+        </w:rPr>
         <w:t xml:space="preserve">Me mencionas cada vez que escribes</w:t>
       </w:r>
       <w:r>
+        <w:rPr>
+          <w:lang w:val="es-ES"/>
+        </w:rPr>
         <w:t xml:space="preserve"> </w:t>
       </w:r>
       <w:r>
         <w:rPr>
           <w:rStyle w:val="VerbatimChar"/>
+          <w:lang w:val="es-ES"/>
         </w:rPr>
         <w:t xml:space="preserve">www.google.com</w:t>
       </w:r>
       <w:r>
+        <w:rPr>
+          <w:lang w:val="es-ES"/>
+        </w:rPr>
         <w:t xml:space="preserve"> </w:t>
       </w:r>
       <w:r>
+        <w:rPr>
+          <w:lang w:val="es-ES"/>
+        </w:rPr>
         <w:t xml:space="preserve">en el navegador.</w:t>
       </w:r>
     </w:p>
@@ -149,6 +189,9 @@
         <w:pStyle w:val="Heading2"/>
       </w:pPr>
       <w:r>
+        <w:rPr>
+          <w:lang w:val="es-ES"/>
+        </w:rPr>
         <w:t xml:space="preserve">2. Las cuatro fases de DHCP</w:t>
       </w:r>
     </w:p>
@@ -157,6 +200,9 @@
         <w:pStyle w:val="FirstParagraph"/>
       </w:pPr>
       <w:r>
+        <w:rPr>
+          <w:lang w:val="es-ES"/>
+        </w:rPr>
         <w:t xml:space="preserve">Ordena las fases de la negociación DORA:</w:t>
       </w:r>
     </w:p>
@@ -169,6 +215,9 @@
         </w:numPr>
       </w:pPr>
       <w:r>
+        <w:rPr>
+          <w:lang w:val="es-ES"/>
+        </w:rPr>
         <w:t xml:space="preserve">Request</w:t>
       </w:r>
     </w:p>
@@ -181,6 +230,9 @@
         </w:numPr>
       </w:pPr>
       <w:r>
+        <w:rPr>
+          <w:lang w:val="es-ES"/>
+        </w:rPr>
         <w:t xml:space="preserve">Offer</w:t>
       </w:r>
     </w:p>
@@ -193,6 +245,9 @@
         </w:numPr>
       </w:pPr>
       <w:r>
+        <w:rPr>
+          <w:lang w:val="es-ES"/>
+        </w:rPr>
         <w:t xml:space="preserve">Discover</w:t>
       </w:r>
     </w:p>
@@ -205,6 +260,9 @@
         </w:numPr>
       </w:pPr>
       <w:r>
+        <w:rPr>
+          <w:lang w:val="es-ES"/>
+        </w:rPr>
         <w:t xml:space="preserve">Acknowledge</w:t>
       </w:r>
     </w:p>
@@ -215,6 +273,9 @@
         <w:pStyle w:val="Heading2"/>
       </w:pPr>
       <w:r>
+        <w:rPr>
+          <w:lang w:val="es-ES"/>
+        </w:rPr>
         <w:t xml:space="preserve">3. Verdadero o falso</w:t>
       </w:r>
     </w:p>
@@ -227,6 +288,9 @@
         </w:numPr>
       </w:pPr>
       <w:r>
+        <w:rPr>
+          <w:lang w:val="es-ES"/>
+        </w:rPr>
         <w:t xml:space="preserve">DHCP entrega una IP durante un tiempo limitado llamado concesión (lease).</w:t>
       </w:r>
     </w:p>
@@ -239,6 +303,9 @@
         </w:numPr>
       </w:pPr>
       <w:r>
+        <w:rPr>
+          <w:lang w:val="es-ES"/>
+        </w:rPr>
         <w:t xml:space="preserve">Un registro A de DNS relaciona un nombre con una dirección IPv6.</w:t>
       </w:r>
     </w:p>
@@ -251,6 +318,9 @@
         </w:numPr>
       </w:pPr>
       <w:r>
+        <w:rPr>
+          <w:lang w:val="es-ES"/>
+        </w:rPr>
         <w:t xml:space="preserve">NTP usa el puerto UDP 123.</w:t>
       </w:r>
     </w:p>
@@ -263,6 +333,9 @@
         </w:numPr>
       </w:pPr>
       <w:r>
+        <w:rPr>
+          <w:lang w:val="es-ES"/>
+        </w:rPr>
         <w:t xml:space="preserve">Si falla DHCP, puedes configurar la IP a mano pero no la puerta de enlace.</w:t>
       </w:r>
     </w:p>
@@ -275,6 +348,9 @@
         </w:numPr>
       </w:pPr>
       <w:r>
+        <w:rPr>
+          <w:lang w:val="es-ES"/>
+        </w:rPr>
         <w:t xml:space="preserve">El servidor DHCP puede entregar también máscara, gateway y servidores DNS.</w:t>
       </w:r>
     </w:p>
@@ -285,6 +361,9 @@
         <w:pStyle w:val="Heading2"/>
       </w:pPr>
       <w:r>
+        <w:rPr>
+          <w:lang w:val="es-ES"/>
+        </w:rPr>
         <w:t xml:space="preserve">4. ¿Qué registro DNS?</w:t>
       </w:r>
     </w:p>
@@ -293,6 +372,9 @@
         <w:pStyle w:val="FirstParagraph"/>
       </w:pPr>
       <w:r>
+        <w:rPr>
+          <w:lang w:val="es-ES"/>
+        </w:rPr>
         <w:t xml:space="preserve">Relaciona cada situación con el registro adecuado:</w:t>
       </w:r>
     </w:p>
@@ -317,6 +399,9 @@
               <w:pStyle w:val="Compact"/>
             </w:pPr>
             <w:r>
+              <w:rPr>
+                <w:lang w:val="es-ES"/>
+              </w:rPr>
               <w:t xml:space="preserve">Situación</w:t>
             </w:r>
           </w:p>
@@ -328,6 +413,9 @@
               <w:pStyle w:val="Compact"/>
             </w:pPr>
             <w:r>
+              <w:rPr>
+                <w:lang w:val="es-ES"/>
+              </w:rPr>
               <w:t xml:space="preserve">Registro</w:t>
             </w:r>
           </w:p>
@@ -341,6 +429,9 @@
               <w:pStyle w:val="Compact"/>
             </w:pPr>
             <w:r>
+              <w:rPr>
+                <w:lang w:val="es-ES"/>
+              </w:rPr>
               <w:t xml:space="preserve">1. dominio.com → 203.0.113.10</w:t>
             </w:r>
           </w:p>
@@ -352,6 +443,9 @@
               <w:pStyle w:val="Compact"/>
             </w:pPr>
             <w:r>
+              <w:rPr>
+                <w:lang w:val="es-ES"/>
+              </w:rPr>
               <w:t xml:space="preserve">a) CNAME</w:t>
             </w:r>
           </w:p>
@@ -365,6 +459,9 @@
               <w:pStyle w:val="Compact"/>
             </w:pPr>
             <w:r>
+              <w:rPr>
+                <w:lang w:val="es-ES"/>
+              </w:rPr>
               <w:t xml:space="preserve">2. www → dominio.com (alias)</w:t>
             </w:r>
           </w:p>
@@ -376,6 +473,9 @@
               <w:pStyle w:val="Compact"/>
             </w:pPr>
             <w:r>
+              <w:rPr>
+                <w:lang w:val="es-ES"/>
+              </w:rPr>
               <w:t xml:space="preserve">b) MX</w:t>
             </w:r>
           </w:p>
@@ -389,6 +489,9 @@
               <w:pStyle w:val="Compact"/>
             </w:pPr>
             <w:r>
+              <w:rPr>
+                <w:lang w:val="es-ES"/>
+              </w:rPr>
               <w:t xml:space="preserve">3. dominio.com → 2001:db8::10</w:t>
             </w:r>
           </w:p>
@@ -400,6 +503,9 @@
               <w:pStyle w:val="Compact"/>
             </w:pPr>
             <w:r>
+              <w:rPr>
+                <w:lang w:val="es-ES"/>
+              </w:rPr>
               <w:t xml:space="preserve">c) A</w:t>
             </w:r>
           </w:p>
@@ -413,6 +519,9 @@
               <w:pStyle w:val="Compact"/>
             </w:pPr>
             <w:r>
+              <w:rPr>
+                <w:lang w:val="es-ES"/>
+              </w:rPr>
               <w:t xml:space="preserve">4. El servidor de correo del dominio</w:t>
             </w:r>
           </w:p>
@@ -424,6 +533,9 @@
               <w:pStyle w:val="Compact"/>
             </w:pPr>
             <w:r>
+              <w:rPr>
+                <w:lang w:val="es-ES"/>
+              </w:rPr>
               <w:t xml:space="preserve">d) AAAA</w:t>
             </w:r>
           </w:p>
@@ -437,6 +549,9 @@
               <w:pStyle w:val="Compact"/>
             </w:pPr>
             <w:r>
+              <w:rPr>
+                <w:lang w:val="es-ES"/>
+              </w:rPr>
               <w:t xml:space="preserve">5. Saber quién es dueño de un dominio</w:t>
             </w:r>
           </w:p>
@@ -448,6 +563,9 @@
               <w:pStyle w:val="Compact"/>
             </w:pPr>
             <w:r>
+              <w:rPr>
+                <w:lang w:val="es-ES"/>
+              </w:rPr>
               <w:t xml:space="preserve">e) PTR</w:t>
             </w:r>
           </w:p>
@@ -461,6 +579,9 @@
               <w:pStyle w:val="Compact"/>
             </w:pPr>
             <w:r>
+              <w:rPr>
+                <w:lang w:val="es-ES"/>
+              </w:rPr>
               <w:t xml:space="preserve">6. 203.0.113.10 → dominio.com (inverso)</w:t>
             </w:r>
           </w:p>
@@ -472,6 +593,9 @@
               <w:pStyle w:val="Compact"/>
             </w:pPr>
             <w:r>
+              <w:rPr>
+                <w:lang w:val="es-ES"/>
+              </w:rPr>
               <w:t xml:space="preserve">f) SOA/NS</w:t>
             </w:r>
           </w:p>
@@ -485,6 +609,9 @@
         <w:pStyle w:val="Heading2"/>
       </w:pPr>
       <w:r>
+        <w:rPr>
+          <w:lang w:val="es-ES"/>
+        </w:rPr>
         <w:t xml:space="preserve">5. ¿Qué comando?</w:t>
       </w:r>
     </w:p>
@@ -493,6 +620,9 @@
         <w:pStyle w:val="FirstParagraph"/>
       </w:pPr>
       <w:r>
+        <w:rPr>
+          <w:lang w:val="es-ES"/>
+        </w:rPr>
         <w:t xml:space="preserve">Relaciona el comando con su función:</w:t>
       </w:r>
     </w:p>
@@ -517,6 +647,9 @@
               <w:pStyle w:val="Compact"/>
             </w:pPr>
             <w:r>
+              <w:rPr>
+                <w:lang w:val="es-ES"/>
+              </w:rPr>
               <w:t xml:space="preserve">Comando</w:t>
             </w:r>
           </w:p>
@@ -528,6 +661,9 @@
               <w:pStyle w:val="Compact"/>
             </w:pPr>
             <w:r>
+              <w:rPr>
+                <w:lang w:val="es-ES"/>
+              </w:rPr>
               <w:t xml:space="preserve">Función</w:t>
             </w:r>
           </w:p>
@@ -541,14 +677,21 @@
               <w:pStyle w:val="Compact"/>
             </w:pPr>
             <w:r>
+              <w:rPr>
+                <w:lang w:val="es-ES"/>
+              </w:rPr>
               <w:t xml:space="preserve">1.</w:t>
             </w:r>
             <w:r>
+              <w:rPr>
+                <w:lang w:val="es-ES"/>
+              </w:rPr>
               <w:t xml:space="preserve"> </w:t>
             </w:r>
             <w:r>
               <w:rPr>
                 <w:rStyle w:val="VerbatimChar"/>
+                <w:lang w:val="es-ES"/>
               </w:rPr>
               <w:t xml:space="preserve">ipconfig /renew</w:t>
             </w:r>
@@ -561,6 +704,9 @@
               <w:pStyle w:val="Compact"/>
             </w:pPr>
             <w:r>
+              <w:rPr>
+                <w:lang w:val="es-ES"/>
+              </w:rPr>
               <w:t xml:space="preserve">a) Ver la caché DNS del equipo</w:t>
             </w:r>
           </w:p>
@@ -574,14 +720,21 @@
               <w:pStyle w:val="Compact"/>
             </w:pPr>
             <w:r>
+              <w:rPr>
+                <w:lang w:val="es-ES"/>
+              </w:rPr>
               <w:t xml:space="preserve">2.</w:t>
             </w:r>
             <w:r>
+              <w:rPr>
+                <w:lang w:val="es-ES"/>
+              </w:rPr>
               <w:t xml:space="preserve"> </w:t>
             </w:r>
             <w:r>
               <w:rPr>
                 <w:rStyle w:val="VerbatimChar"/>
+                <w:lang w:val="es-ES"/>
               </w:rPr>
               <w:t xml:space="preserve">nslookup www.ejemplo.es</w:t>
             </w:r>
@@ -594,6 +747,9 @@
               <w:pStyle w:val="Compact"/>
             </w:pPr>
             <w:r>
+              <w:rPr>
+                <w:lang w:val="es-ES"/>
+              </w:rPr>
               <w:t xml:space="preserve">b) Forzar nueva petición DHCP</w:t>
             </w:r>
           </w:p>
@@ -607,14 +763,21 @@
               <w:pStyle w:val="Compact"/>
             </w:pPr>
             <w:r>
+              <w:rPr>
+                <w:lang w:val="es-ES"/>
+              </w:rPr>
               <w:t xml:space="preserve">3.</w:t>
             </w:r>
             <w:r>
+              <w:rPr>
+                <w:lang w:val="es-ES"/>
+              </w:rPr>
               <w:t xml:space="preserve"> </w:t>
             </w:r>
             <w:r>
               <w:rPr>
                 <w:rStyle w:val="VerbatimChar"/>
+                <w:lang w:val="es-ES"/>
               </w:rPr>
               <w:t xml:space="preserve">ipconfig /displaydns</w:t>
             </w:r>
@@ -627,6 +790,9 @@
               <w:pStyle w:val="Compact"/>
             </w:pPr>
             <w:r>
+              <w:rPr>
+                <w:lang w:val="es-ES"/>
+              </w:rPr>
               <w:t xml:space="preserve">c) Consultar un servidor DNS concreto</w:t>
             </w:r>
           </w:p>
@@ -640,14 +806,21 @@
               <w:pStyle w:val="Compact"/>
             </w:pPr>
             <w:r>
+              <w:rPr>
+                <w:lang w:val="es-ES"/>
+              </w:rPr>
               <w:t xml:space="preserve">4.</w:t>
             </w:r>
             <w:r>
+              <w:rPr>
+                <w:lang w:val="es-ES"/>
+              </w:rPr>
               <w:t xml:space="preserve"> </w:t>
             </w:r>
             <w:r>
               <w:rPr>
                 <w:rStyle w:val="VerbatimChar"/>
+                <w:lang w:val="es-ES"/>
               </w:rPr>
               <w:t xml:space="preserve">ipconfig /flushdns</w:t>
             </w:r>
@@ -660,6 +833,9 @@
               <w:pStyle w:val="Compact"/>
             </w:pPr>
             <w:r>
+              <w:rPr>
+                <w:lang w:val="es-ES"/>
+              </w:rPr>
               <w:t xml:space="preserve">d) Vaciar la caché DNS</w:t>
             </w:r>
           </w:p>
@@ -673,6 +849,9 @@
         <w:pStyle w:val="Heading2"/>
       </w:pPr>
       <w:r>
+        <w:rPr>
+          <w:lang w:val="es-ES"/>
+        </w:rPr>
         <w:t xml:space="preserve">6. El reloj y los logs</w:t>
       </w:r>
     </w:p>
@@ -681,6 +860,9 @@
         <w:pStyle w:val="FirstParagraph"/>
       </w:pPr>
       <w:r>
+        <w:rPr>
+          <w:lang w:val="es-ES"/>
+        </w:rPr>
         <w:t xml:space="preserve">El switch del centro guarda sus logs, pero al revisarlos a las 9:00 aparece todo con fecha del día anterior y una hora sin sentido. ¿Qué servicio falta y por qué importa para diagnosticar incidencias?</w:t>
       </w:r>
     </w:p>
@@ -691,6 +873,9 @@
         <w:pStyle w:val="Heading2"/>
       </w:pPr>
       <w:r>
+        <w:rPr>
+          <w:lang w:val="es-ES"/>
+        </w:rPr>
         <w:t xml:space="preserve">7. DHCP helper</w:t>
       </w:r>
     </w:p>
@@ -699,6 +884,9 @@
         <w:pStyle w:val="FirstParagraph"/>
       </w:pPr>
       <w:r>
+        <w:rPr>
+          <w:lang w:val="es-ES"/>
+        </w:rPr>
         <w:t xml:space="preserve">Un servidor DHCP está en la VLAN 10 (192.168.10.5). Los equipos de la VLAN 20 no reciben IP. ¿Qué falta configurar y en qué dispositivo?</w:t>
       </w:r>
     </w:p>
@@ -709,6 +897,9 @@
         <w:pStyle w:val="Heading2"/>
       </w:pPr>
       <w:r>
+        <w:rPr>
+          <w:lang w:val="es-ES"/>
+        </w:rPr>
         <w:t xml:space="preserve">8. Verifica tu red</w:t>
       </w:r>
     </w:p>
@@ -717,36 +908,59 @@
         <w:pStyle w:val="FirstParagraph"/>
       </w:pPr>
       <w:r>
+        <w:rPr>
+          <w:lang w:val="es-ES"/>
+        </w:rPr>
         <w:t xml:space="preserve">En tu portátil, ejecuta</w:t>
       </w:r>
       <w:r>
+        <w:rPr>
+          <w:lang w:val="es-ES"/>
+        </w:rPr>
         <w:t xml:space="preserve"> </w:t>
       </w:r>
       <w:r>
         <w:rPr>
           <w:rStyle w:val="VerbatimChar"/>
+          <w:lang w:val="es-ES"/>
         </w:rPr>
         <w:t xml:space="preserve">ipconfig /all</w:t>
       </w:r>
       <w:r>
+        <w:rPr>
+          <w:lang w:val="es-ES"/>
+        </w:rPr>
         <w:t xml:space="preserve"> </w:t>
       </w:r>
       <w:r>
+        <w:rPr>
+          <w:lang w:val="es-ES"/>
+        </w:rPr>
         <w:t xml:space="preserve">(o</w:t>
       </w:r>
       <w:r>
+        <w:rPr>
+          <w:lang w:val="es-ES"/>
+        </w:rPr>
         <w:t xml:space="preserve"> </w:t>
       </w:r>
       <w:r>
         <w:rPr>
           <w:rStyle w:val="VerbatimChar"/>
+          <w:lang w:val="es-ES"/>
         </w:rPr>
         <w:t xml:space="preserve">ip addr</w:t>
       </w:r>
       <w:r>
+        <w:rPr>
+          <w:lang w:val="es-ES"/>
+        </w:rPr>
         <w:t xml:space="preserve"> </w:t>
       </w:r>
       <w:r>
+        <w:rPr>
+          <w:lang w:val="es-ES"/>
+        </w:rPr>
         <w:t xml:space="preserve">en Linux) e identifica:</w:t>
       </w:r>
     </w:p>
@@ -759,6 +973,9 @@
         </w:numPr>
       </w:pPr>
       <w:r>
+        <w:rPr>
+          <w:lang w:val="es-ES"/>
+        </w:rPr>
         <w:t xml:space="preserve">¿Tu IP es DHCP o estática? ¿Cómo lo sabes?</w:t>
       </w:r>
     </w:p>
@@ -771,6 +988,9 @@
         </w:numPr>
       </w:pPr>
       <w:r>
+        <w:rPr>
+          <w:lang w:val="es-ES"/>
+        </w:rPr>
         <w:t xml:space="preserve">¿Cuándo expira tu concesión?</w:t>
       </w:r>
     </w:p>
@@ -783,6 +1003,9 @@
         </w:numPr>
       </w:pPr>
       <w:r>
+        <w:rPr>
+          <w:lang w:val="es-ES"/>
+        </w:rPr>
         <w:t xml:space="preserve">¿Qué servidores DNS te han asignado?</w:t>
       </w:r>
     </w:p>

--- a/docx/10-servicios-red/boletin-U10-inicial.docx
+++ b/docx/10-servicios-red/boletin-U10-inicial.docx
@@ -15,9 +15,6 @@
             <w:pStyle w:val="TOCHeading"/>
           </w:pPr>
           <w:r>
-            <w:rPr>
-              <w:lang w:val="es-ES"/>
-            </w:rPr>
             <w:t xml:space="preserve">Table of Contents</w:t>
           </w:r>
         </w:p>
@@ -37,9 +34,6 @@
         <w:pStyle w:val="Heading1"/>
       </w:pPr>
       <w:r>
-        <w:rPr>
-          <w:lang w:val="es-ES"/>
-        </w:rPr>
         <w:t xml:space="preserve">Boletín UD10 — Inicial</w:t>
       </w:r>
     </w:p>
@@ -50,9 +44,6 @@
         <w:pStyle w:val="Heading1"/>
       </w:pPr>
       <w:r>
-        <w:rPr>
-          <w:lang w:val="es-ES"/>
-        </w:rPr>
         <w:t xml:space="preserve">📝 Boletín UD10 — Inicial</w:t>
       </w:r>
     </w:p>
@@ -61,9 +52,6 @@
         <w:pStyle w:val="BlockText"/>
       </w:pPr>
       <w:r>
-        <w:rPr>
-          <w:lang w:val="es-ES"/>
-        </w:rPr>
         <w:t xml:space="preserve">Ejercicios básicos para afianzar los conceptos de DHCP, DNS y NTP.</w:t>
       </w:r>
     </w:p>
@@ -80,9 +68,6 @@
         <w:pStyle w:val="Heading2"/>
       </w:pPr>
       <w:r>
-        <w:rPr>
-          <w:lang w:val="es-ES"/>
-        </w:rPr>
         <w:t xml:space="preserve">1. ¿Qué servicio soy?</w:t>
       </w:r>
     </w:p>
@@ -91,9 +76,6 @@
         <w:pStyle w:val="FirstParagraph"/>
       </w:pPr>
       <w:r>
-        <w:rPr>
-          <w:lang w:val="es-ES"/>
-        </w:rPr>
         <w:t xml:space="preserve">Adivina el servicio por su descripción:</w:t>
       </w:r>
     </w:p>
@@ -106,9 +88,6 @@
         </w:numPr>
       </w:pPr>
       <w:r>
-        <w:rPr>
-          <w:lang w:val="es-ES"/>
-        </w:rPr>
         <w:t xml:space="preserve">Reparto direcciones IP a los equipos que se conectan a la red.</w:t>
       </w:r>
     </w:p>
@@ -121,9 +100,6 @@
         </w:numPr>
       </w:pPr>
       <w:r>
-        <w:rPr>
-          <w:lang w:val="es-ES"/>
-        </w:rPr>
         <w:t xml:space="preserve">Traduzco nombres de dominio en direcciones IP.</w:t>
       </w:r>
     </w:p>
@@ -136,9 +112,6 @@
         </w:numPr>
       </w:pPr>
       <w:r>
-        <w:rPr>
-          <w:lang w:val="es-ES"/>
-        </w:rPr>
         <w:t xml:space="preserve">Mantengo sincronizado el reloj de todos los dispositivos de la red.</w:t>
       </w:r>
     </w:p>
@@ -151,34 +124,21 @@
         </w:numPr>
       </w:pPr>
       <w:r>
-        <w:rPr>
-          <w:lang w:val="es-ES"/>
-        </w:rPr>
         <w:t xml:space="preserve">Me mencionas cada vez que escribes</w:t>
       </w:r>
       <w:r>
-        <w:rPr>
-          <w:lang w:val="es-ES"/>
-        </w:rPr>
         <w:t xml:space="preserve"> </w:t>
       </w:r>
       <w:r>
         <w:rPr>
           <w:rStyle w:val="VerbatimChar"/>
-          <w:lang w:val="es-ES"/>
         </w:rPr>
         <w:t xml:space="preserve">www.google.com</w:t>
       </w:r>
       <w:r>
-        <w:rPr>
-          <w:lang w:val="es-ES"/>
-        </w:rPr>
         <w:t xml:space="preserve"> </w:t>
       </w:r>
       <w:r>
-        <w:rPr>
-          <w:lang w:val="es-ES"/>
-        </w:rPr>
         <w:t xml:space="preserve">en el navegador.</w:t>
       </w:r>
     </w:p>
@@ -189,9 +149,6 @@
         <w:pStyle w:val="Heading2"/>
       </w:pPr>
       <w:r>
-        <w:rPr>
-          <w:lang w:val="es-ES"/>
-        </w:rPr>
         <w:t xml:space="preserve">2. Las cuatro fases de DHCP</w:t>
       </w:r>
     </w:p>
@@ -200,9 +157,6 @@
         <w:pStyle w:val="FirstParagraph"/>
       </w:pPr>
       <w:r>
-        <w:rPr>
-          <w:lang w:val="es-ES"/>
-        </w:rPr>
         <w:t xml:space="preserve">Ordena las fases de la negociación DORA:</w:t>
       </w:r>
     </w:p>
@@ -215,9 +169,6 @@
         </w:numPr>
       </w:pPr>
       <w:r>
-        <w:rPr>
-          <w:lang w:val="es-ES"/>
-        </w:rPr>
         <w:t xml:space="preserve">Request</w:t>
       </w:r>
     </w:p>
@@ -230,9 +181,6 @@
         </w:numPr>
       </w:pPr>
       <w:r>
-        <w:rPr>
-          <w:lang w:val="es-ES"/>
-        </w:rPr>
         <w:t xml:space="preserve">Offer</w:t>
       </w:r>
     </w:p>
@@ -245,9 +193,6 @@
         </w:numPr>
       </w:pPr>
       <w:r>
-        <w:rPr>
-          <w:lang w:val="es-ES"/>
-        </w:rPr>
         <w:t xml:space="preserve">Discover</w:t>
       </w:r>
     </w:p>
@@ -260,9 +205,6 @@
         </w:numPr>
       </w:pPr>
       <w:r>
-        <w:rPr>
-          <w:lang w:val="es-ES"/>
-        </w:rPr>
         <w:t xml:space="preserve">Acknowledge</w:t>
       </w:r>
     </w:p>
@@ -273,9 +215,6 @@
         <w:pStyle w:val="Heading2"/>
       </w:pPr>
       <w:r>
-        <w:rPr>
-          <w:lang w:val="es-ES"/>
-        </w:rPr>
         <w:t xml:space="preserve">3. Verdadero o falso</w:t>
       </w:r>
     </w:p>
@@ -288,9 +227,6 @@
         </w:numPr>
       </w:pPr>
       <w:r>
-        <w:rPr>
-          <w:lang w:val="es-ES"/>
-        </w:rPr>
         <w:t xml:space="preserve">DHCP entrega una IP durante un tiempo limitado llamado concesión (lease).</w:t>
       </w:r>
     </w:p>
@@ -303,9 +239,6 @@
         </w:numPr>
       </w:pPr>
       <w:r>
-        <w:rPr>
-          <w:lang w:val="es-ES"/>
-        </w:rPr>
         <w:t xml:space="preserve">Un registro A de DNS relaciona un nombre con una dirección IPv6.</w:t>
       </w:r>
     </w:p>
@@ -318,9 +251,6 @@
         </w:numPr>
       </w:pPr>
       <w:r>
-        <w:rPr>
-          <w:lang w:val="es-ES"/>
-        </w:rPr>
         <w:t xml:space="preserve">NTP usa el puerto UDP 123.</w:t>
       </w:r>
     </w:p>
@@ -333,9 +263,6 @@
         </w:numPr>
       </w:pPr>
       <w:r>
-        <w:rPr>
-          <w:lang w:val="es-ES"/>
-        </w:rPr>
         <w:t xml:space="preserve">Si falla DHCP, puedes configurar la IP a mano pero no la puerta de enlace.</w:t>
       </w:r>
     </w:p>
@@ -348,9 +275,6 @@
         </w:numPr>
       </w:pPr>
       <w:r>
-        <w:rPr>
-          <w:lang w:val="es-ES"/>
-        </w:rPr>
         <w:t xml:space="preserve">El servidor DHCP puede entregar también máscara, gateway y servidores DNS.</w:t>
       </w:r>
     </w:p>
@@ -361,9 +285,6 @@
         <w:pStyle w:val="Heading2"/>
       </w:pPr>
       <w:r>
-        <w:rPr>
-          <w:lang w:val="es-ES"/>
-        </w:rPr>
         <w:t xml:space="preserve">4. ¿Qué registro DNS?</w:t>
       </w:r>
     </w:p>
@@ -372,9 +293,6 @@
         <w:pStyle w:val="FirstParagraph"/>
       </w:pPr>
       <w:r>
-        <w:rPr>
-          <w:lang w:val="es-ES"/>
-        </w:rPr>
         <w:t xml:space="preserve">Relaciona cada situación con el registro adecuado:</w:t>
       </w:r>
     </w:p>
@@ -399,9 +317,6 @@
               <w:pStyle w:val="Compact"/>
             </w:pPr>
             <w:r>
-              <w:rPr>
-                <w:lang w:val="es-ES"/>
-              </w:rPr>
               <w:t xml:space="preserve">Situación</w:t>
             </w:r>
           </w:p>
@@ -413,9 +328,6 @@
               <w:pStyle w:val="Compact"/>
             </w:pPr>
             <w:r>
-              <w:rPr>
-                <w:lang w:val="es-ES"/>
-              </w:rPr>
               <w:t xml:space="preserve">Registro</w:t>
             </w:r>
           </w:p>
@@ -429,9 +341,6 @@
               <w:pStyle w:val="Compact"/>
             </w:pPr>
             <w:r>
-              <w:rPr>
-                <w:lang w:val="es-ES"/>
-              </w:rPr>
               <w:t xml:space="preserve">1. dominio.com → 203.0.113.10</w:t>
             </w:r>
           </w:p>
@@ -443,9 +352,6 @@
               <w:pStyle w:val="Compact"/>
             </w:pPr>
             <w:r>
-              <w:rPr>
-                <w:lang w:val="es-ES"/>
-              </w:rPr>
               <w:t xml:space="preserve">a) CNAME</w:t>
             </w:r>
           </w:p>
@@ -459,9 +365,6 @@
               <w:pStyle w:val="Compact"/>
             </w:pPr>
             <w:r>
-              <w:rPr>
-                <w:lang w:val="es-ES"/>
-              </w:rPr>
               <w:t xml:space="preserve">2. www → dominio.com (alias)</w:t>
             </w:r>
           </w:p>
@@ -473,9 +376,6 @@
               <w:pStyle w:val="Compact"/>
             </w:pPr>
             <w:r>
-              <w:rPr>
-                <w:lang w:val="es-ES"/>
-              </w:rPr>
               <w:t xml:space="preserve">b) MX</w:t>
             </w:r>
           </w:p>
@@ -489,9 +389,6 @@
               <w:pStyle w:val="Compact"/>
             </w:pPr>
             <w:r>
-              <w:rPr>
-                <w:lang w:val="es-ES"/>
-              </w:rPr>
               <w:t xml:space="preserve">3. dominio.com → 2001:db8::10</w:t>
             </w:r>
           </w:p>
@@ -503,9 +400,6 @@
               <w:pStyle w:val="Compact"/>
             </w:pPr>
             <w:r>
-              <w:rPr>
-                <w:lang w:val="es-ES"/>
-              </w:rPr>
               <w:t xml:space="preserve">c) A</w:t>
             </w:r>
           </w:p>
@@ -519,9 +413,6 @@
               <w:pStyle w:val="Compact"/>
             </w:pPr>
             <w:r>
-              <w:rPr>
-                <w:lang w:val="es-ES"/>
-              </w:rPr>
               <w:t xml:space="preserve">4. El servidor de correo del dominio</w:t>
             </w:r>
           </w:p>
@@ -533,9 +424,6 @@
               <w:pStyle w:val="Compact"/>
             </w:pPr>
             <w:r>
-              <w:rPr>
-                <w:lang w:val="es-ES"/>
-              </w:rPr>
               <w:t xml:space="preserve">d) AAAA</w:t>
             </w:r>
           </w:p>
@@ -549,9 +437,6 @@
               <w:pStyle w:val="Compact"/>
             </w:pPr>
             <w:r>
-              <w:rPr>
-                <w:lang w:val="es-ES"/>
-              </w:rPr>
               <w:t xml:space="preserve">5. Saber quién es dueño de un dominio</w:t>
             </w:r>
           </w:p>
@@ -563,9 +448,6 @@
               <w:pStyle w:val="Compact"/>
             </w:pPr>
             <w:r>
-              <w:rPr>
-                <w:lang w:val="es-ES"/>
-              </w:rPr>
               <w:t xml:space="preserve">e) PTR</w:t>
             </w:r>
           </w:p>
@@ -579,9 +461,6 @@
               <w:pStyle w:val="Compact"/>
             </w:pPr>
             <w:r>
-              <w:rPr>
-                <w:lang w:val="es-ES"/>
-              </w:rPr>
               <w:t xml:space="preserve">6. 203.0.113.10 → dominio.com (inverso)</w:t>
             </w:r>
           </w:p>
@@ -593,9 +472,6 @@
               <w:pStyle w:val="Compact"/>
             </w:pPr>
             <w:r>
-              <w:rPr>
-                <w:lang w:val="es-ES"/>
-              </w:rPr>
               <w:t xml:space="preserve">f) SOA/NS</w:t>
             </w:r>
           </w:p>
@@ -609,9 +485,6 @@
         <w:pStyle w:val="Heading2"/>
       </w:pPr>
       <w:r>
-        <w:rPr>
-          <w:lang w:val="es-ES"/>
-        </w:rPr>
         <w:t xml:space="preserve">5. ¿Qué comando?</w:t>
       </w:r>
     </w:p>
@@ -620,9 +493,6 @@
         <w:pStyle w:val="FirstParagraph"/>
       </w:pPr>
       <w:r>
-        <w:rPr>
-          <w:lang w:val="es-ES"/>
-        </w:rPr>
         <w:t xml:space="preserve">Relaciona el comando con su función:</w:t>
       </w:r>
     </w:p>
@@ -647,9 +517,6 @@
               <w:pStyle w:val="Compact"/>
             </w:pPr>
             <w:r>
-              <w:rPr>
-                <w:lang w:val="es-ES"/>
-              </w:rPr>
               <w:t xml:space="preserve">Comando</w:t>
             </w:r>
           </w:p>
@@ -661,9 +528,6 @@
               <w:pStyle w:val="Compact"/>
             </w:pPr>
             <w:r>
-              <w:rPr>
-                <w:lang w:val="es-ES"/>
-              </w:rPr>
               <w:t xml:space="preserve">Función</w:t>
             </w:r>
           </w:p>
@@ -677,21 +541,14 @@
               <w:pStyle w:val="Compact"/>
             </w:pPr>
             <w:r>
-              <w:rPr>
-                <w:lang w:val="es-ES"/>
-              </w:rPr>
               <w:t xml:space="preserve">1.</w:t>
             </w:r>
             <w:r>
-              <w:rPr>
-                <w:lang w:val="es-ES"/>
-              </w:rPr>
               <w:t xml:space="preserve"> </w:t>
             </w:r>
             <w:r>
               <w:rPr>
                 <w:rStyle w:val="VerbatimChar"/>
-                <w:lang w:val="es-ES"/>
               </w:rPr>
               <w:t xml:space="preserve">ipconfig /renew</w:t>
             </w:r>
@@ -704,9 +561,6 @@
               <w:pStyle w:val="Compact"/>
             </w:pPr>
             <w:r>
-              <w:rPr>
-                <w:lang w:val="es-ES"/>
-              </w:rPr>
               <w:t xml:space="preserve">a) Ver la caché DNS del equipo</w:t>
             </w:r>
           </w:p>
@@ -720,21 +574,14 @@
               <w:pStyle w:val="Compact"/>
             </w:pPr>
             <w:r>
-              <w:rPr>
-                <w:lang w:val="es-ES"/>
-              </w:rPr>
               <w:t xml:space="preserve">2.</w:t>
             </w:r>
             <w:r>
-              <w:rPr>
-                <w:lang w:val="es-ES"/>
-              </w:rPr>
               <w:t xml:space="preserve"> </w:t>
             </w:r>
             <w:r>
               <w:rPr>
                 <w:rStyle w:val="VerbatimChar"/>
-                <w:lang w:val="es-ES"/>
               </w:rPr>
               <w:t xml:space="preserve">nslookup www.ejemplo.es</w:t>
             </w:r>
@@ -747,9 +594,6 @@
               <w:pStyle w:val="Compact"/>
             </w:pPr>
             <w:r>
-              <w:rPr>
-                <w:lang w:val="es-ES"/>
-              </w:rPr>
               <w:t xml:space="preserve">b) Forzar nueva petición DHCP</w:t>
             </w:r>
           </w:p>
@@ -763,21 +607,14 @@
               <w:pStyle w:val="Compact"/>
             </w:pPr>
             <w:r>
-              <w:rPr>
-                <w:lang w:val="es-ES"/>
-              </w:rPr>
               <w:t xml:space="preserve">3.</w:t>
             </w:r>
             <w:r>
-              <w:rPr>
-                <w:lang w:val="es-ES"/>
-              </w:rPr>
               <w:t xml:space="preserve"> </w:t>
             </w:r>
             <w:r>
               <w:rPr>
                 <w:rStyle w:val="VerbatimChar"/>
-                <w:lang w:val="es-ES"/>
               </w:rPr>
               <w:t xml:space="preserve">ipconfig /displaydns</w:t>
             </w:r>
@@ -790,9 +627,6 @@
               <w:pStyle w:val="Compact"/>
             </w:pPr>
             <w:r>
-              <w:rPr>
-                <w:lang w:val="es-ES"/>
-              </w:rPr>
               <w:t xml:space="preserve">c) Consultar un servidor DNS concreto</w:t>
             </w:r>
           </w:p>
@@ -806,21 +640,14 @@
               <w:pStyle w:val="Compact"/>
             </w:pPr>
             <w:r>
-              <w:rPr>
-                <w:lang w:val="es-ES"/>
-              </w:rPr>
               <w:t xml:space="preserve">4.</w:t>
             </w:r>
             <w:r>
-              <w:rPr>
-                <w:lang w:val="es-ES"/>
-              </w:rPr>
               <w:t xml:space="preserve"> </w:t>
             </w:r>
             <w:r>
               <w:rPr>
                 <w:rStyle w:val="VerbatimChar"/>
-                <w:lang w:val="es-ES"/>
               </w:rPr>
               <w:t xml:space="preserve">ipconfig /flushdns</w:t>
             </w:r>
@@ -833,9 +660,6 @@
               <w:pStyle w:val="Compact"/>
             </w:pPr>
             <w:r>
-              <w:rPr>
-                <w:lang w:val="es-ES"/>
-              </w:rPr>
               <w:t xml:space="preserve">d) Vaciar la caché DNS</w:t>
             </w:r>
           </w:p>
@@ -849,9 +673,6 @@
         <w:pStyle w:val="Heading2"/>
       </w:pPr>
       <w:r>
-        <w:rPr>
-          <w:lang w:val="es-ES"/>
-        </w:rPr>
         <w:t xml:space="preserve">6. El reloj y los logs</w:t>
       </w:r>
     </w:p>
@@ -860,9 +681,6 @@
         <w:pStyle w:val="FirstParagraph"/>
       </w:pPr>
       <w:r>
-        <w:rPr>
-          <w:lang w:val="es-ES"/>
-        </w:rPr>
         <w:t xml:space="preserve">El switch del centro guarda sus logs, pero al revisarlos a las 9:00 aparece todo con fecha del día anterior y una hora sin sentido. ¿Qué servicio falta y por qué importa para diagnosticar incidencias?</w:t>
       </w:r>
     </w:p>
@@ -873,9 +691,6 @@
         <w:pStyle w:val="Heading2"/>
       </w:pPr>
       <w:r>
-        <w:rPr>
-          <w:lang w:val="es-ES"/>
-        </w:rPr>
         <w:t xml:space="preserve">7. DHCP helper</w:t>
       </w:r>
     </w:p>
@@ -884,9 +699,6 @@
         <w:pStyle w:val="FirstParagraph"/>
       </w:pPr>
       <w:r>
-        <w:rPr>
-          <w:lang w:val="es-ES"/>
-        </w:rPr>
         <w:t xml:space="preserve">Un servidor DHCP está en la VLAN 10 (192.168.10.5). Los equipos de la VLAN 20 no reciben IP. ¿Qué falta configurar y en qué dispositivo?</w:t>
       </w:r>
     </w:p>
@@ -897,9 +709,6 @@
         <w:pStyle w:val="Heading2"/>
       </w:pPr>
       <w:r>
-        <w:rPr>
-          <w:lang w:val="es-ES"/>
-        </w:rPr>
         <w:t xml:space="preserve">8. Verifica tu red</w:t>
       </w:r>
     </w:p>
@@ -908,59 +717,36 @@
         <w:pStyle w:val="FirstParagraph"/>
       </w:pPr>
       <w:r>
-        <w:rPr>
-          <w:lang w:val="es-ES"/>
-        </w:rPr>
         <w:t xml:space="preserve">En tu portátil, ejecuta</w:t>
       </w:r>
       <w:r>
-        <w:rPr>
-          <w:lang w:val="es-ES"/>
-        </w:rPr>
         <w:t xml:space="preserve"> </w:t>
       </w:r>
       <w:r>
         <w:rPr>
           <w:rStyle w:val="VerbatimChar"/>
-          <w:lang w:val="es-ES"/>
         </w:rPr>
         <w:t xml:space="preserve">ipconfig /all</w:t>
       </w:r>
       <w:r>
-        <w:rPr>
-          <w:lang w:val="es-ES"/>
-        </w:rPr>
         <w:t xml:space="preserve"> </w:t>
       </w:r>
       <w:r>
-        <w:rPr>
-          <w:lang w:val="es-ES"/>
-        </w:rPr>
         <w:t xml:space="preserve">(o</w:t>
       </w:r>
       <w:r>
-        <w:rPr>
-          <w:lang w:val="es-ES"/>
-        </w:rPr>
         <w:t xml:space="preserve"> </w:t>
       </w:r>
       <w:r>
         <w:rPr>
           <w:rStyle w:val="VerbatimChar"/>
-          <w:lang w:val="es-ES"/>
         </w:rPr>
         <w:t xml:space="preserve">ip addr</w:t>
       </w:r>
       <w:r>
-        <w:rPr>
-          <w:lang w:val="es-ES"/>
-        </w:rPr>
         <w:t xml:space="preserve"> </w:t>
       </w:r>
       <w:r>
-        <w:rPr>
-          <w:lang w:val="es-ES"/>
-        </w:rPr>
         <w:t xml:space="preserve">en Linux) e identifica:</w:t>
       </w:r>
     </w:p>
@@ -973,9 +759,6 @@
         </w:numPr>
       </w:pPr>
       <w:r>
-        <w:rPr>
-          <w:lang w:val="es-ES"/>
-        </w:rPr>
         <w:t xml:space="preserve">¿Tu IP es DHCP o estática? ¿Cómo lo sabes?</w:t>
       </w:r>
     </w:p>
@@ -988,9 +771,6 @@
         </w:numPr>
       </w:pPr>
       <w:r>
-        <w:rPr>
-          <w:lang w:val="es-ES"/>
-        </w:rPr>
         <w:t xml:space="preserve">¿Cuándo expira tu concesión?</w:t>
       </w:r>
     </w:p>
@@ -1003,9 +783,6 @@
         </w:numPr>
       </w:pPr>
       <w:r>
-        <w:rPr>
-          <w:lang w:val="es-ES"/>
-        </w:rPr>
         <w:t xml:space="preserve">¿Qué servidores DNS te han asignado?</w:t>
       </w:r>
     </w:p>

--- a/docx/10-servicios-red/boletin-U10-inicial.docx
+++ b/docx/10-servicios-red/boletin-U10-inicial.docx
@@ -28,23 +28,23 @@
         </w:p>
       </w:sdtContent>
     </w:sdt>
-    <w:bookmarkStart w:id="9" w:name="boletín-ud10-inicial"/>
+    <w:bookmarkStart w:id="9" w:name="boletín-de-servicios-de-red-inicial"/>
     <w:p>
       <w:pPr>
         <w:pStyle w:val="Heading1"/>
       </w:pPr>
       <w:r>
-        <w:t xml:space="preserve">Boletín UD10 — Inicial</w:t>
+        <w:t xml:space="preserve">Boletín de Servicios de red — Inicial</w:t>
       </w:r>
     </w:p>
     <w:bookmarkEnd w:id="9"/>
-    <w:bookmarkStart w:id="18" w:name="boletín-ud10-inicial-1"/>
+    <w:bookmarkStart w:id="18" w:name="boletín-de-servicios-de-red-inicial-1"/>
     <w:p>
       <w:pPr>
         <w:pStyle w:val="Heading1"/>
       </w:pPr>
       <w:r>
-        <w:t xml:space="preserve">📝 Boletín UD10 — Inicial</w:t>
+        <w:t xml:space="preserve">📝 Boletín de Servicios de red — Inicial</w:t>
       </w:r>
     </w:p>
     <w:p>
